--- a/data/ai_paras/AI_para_107.docx
+++ b/data/ai_paras/AI_para_107.docx
@@ -4,7 +4,7 @@
   <w:body>
     <w:p>
       <w:r>
-        <w:t>The study highlights the significant influence of financial disclosure transparency on investment intentions, particularly in digital financial services such as PayMaya Funds. Transparent financial disclosures have been shown to reduce uncertainty and enhance investor trust, which in turn strengthens investment intentions. However, challenges such as the complexity and inconsistency of financial statements continue to impede this relationship, underscoring the need for standardized reporting frameworks. Addressing these issues could lead to more effective financial disclosure practices, ultimately fostering stronger investor engagement. Future research should focus on exploring these dynamics within digital platforms to develop strategies that cater to the unique needs of investors in this rapidly evolving market.</w:t>
+        <w:t>The transparency of financial disclosures poses several challenges that can significantly influence investment intentions. One prominent issue is the complexity of financial statements, which often deters potential investors due to a lack of understanding and perceived opaqueness (Ref-s747963). Furthermore, inconsistencies in disclosure practices across different platforms can lead to confusion among investors, impacting their willingness to invest (Ref-s747963). Research indicates that the absence of standardized reporting frameworks exacerbates these challenges, as investors find it difficult to compare the financial health of firms accurately (Ref-s747963). Additionally, the rapid dissemination of information via social media platforms adds another layer of complexity, as not all disclosed information is perceived as reliable, which can hinder investment intentions (Ref-s747963).</w:t>
       </w:r>
     </w:p>
     <w:sectPr>
